--- a/por/docx/54.content.docx
+++ b/por/docx/54.content.docx
@@ -19,7 +19,7 @@
         <w:rPr>
           <w:lang w:val="pt_PT" w:bidi="pt_PT"/>
         </w:rPr>
-        <w:t>Resource: Notas de Estudo - Introduções aos Livros (Tyndale)</w:t>
+        <w:t>Resource: Tyndale Open Study Notes</w:t>
       </w:r>
       <w:r>
         <w:rPr>
@@ -112,7 +112,7 @@
         <w:rPr>
           <w:lang w:val="pt_PT" w:bidi="pt_PT"/>
         </w:rPr>
-        <w:t>Notas de Estudo - Introduções aos Livros (Tyndale)</w:t>
+        <w:t>Tyndale Open Study Notes</w:t>
       </w:r>
     </w:p>
     <w:p>

--- a/por/docx/54.content.docx
+++ b/por/docx/54.content.docx
@@ -19,7 +19,7 @@
         <w:rPr>
           <w:lang w:val="pt_PT" w:bidi="pt_PT"/>
         </w:rPr>
-        <w:t>Resource: Tyndale Open Study Notes</w:t>
+        <w:t>Resource: Aquifer Open Study Notes (Book Intros)</w:t>
       </w:r>
       <w:r>
         <w:rPr>
@@ -112,7 +112,7 @@
         <w:rPr>
           <w:lang w:val="pt_PT" w:bidi="pt_PT"/>
         </w:rPr>
-        <w:t>Tyndale Open Study Notes</w:t>
+        <w:t>Aquifer Open Study Notes (Book Intros)</w:t>
       </w:r>
     </w:p>
     <w:p>

--- a/por/docx/54.content.docx
+++ b/por/docx/54.content.docx
@@ -233,18 +233,12 @@
         </w:rPr>
         <w:t>Durante a fase final da carreira apostólica de Paulo, uma séria interrupção estava perturbando a igreja cristã há muito estabelecida em Éfeso: Alguns líderes da igreja haviam se tornado falsos mestres. Paulo havia advertido que isso aconteceria (</w:t>
       </w:r>
-      <w:hyperlink r:id="rId13">
-        <w:r>
-          <w:rPr>
-            <w:lang w:val="pt_PT" w:bidi="pt_PT"/>
-          </w:rPr>
-          <w:rPr>
-            <w:color w:val="0000EE"/>
-            <w:u w:val="single"/>
-          </w:rPr>
-          <w:t>Atos 20.29–31</w:t>
-        </w:r>
-      </w:hyperlink>
+      <w:r>
+        <w:rPr>
+          <w:lang w:val="pt_PT" w:bidi="pt_PT"/>
+        </w:rPr>
+        <w:t>Atos 20.29–31</w:t>
+      </w:r>
       <w:r>
         <w:rPr>
           <w:lang w:val="pt_PT" w:bidi="pt_PT"/>
@@ -276,108 +270,72 @@
         </w:rPr>
         <w:t>O primeiro contato de Paulo com Éfeso, durante sua segunda jornada missionária (</w:t>
       </w:r>
-      <w:hyperlink r:id="rId14">
-        <w:r>
-          <w:rPr>
-            <w:lang w:val="pt_PT" w:bidi="pt_PT"/>
-          </w:rPr>
-          <w:rPr>
-            <w:color w:val="0000EE"/>
-            <w:u w:val="single"/>
-          </w:rPr>
-          <w:t>Atos 18.19–21</w:t>
-        </w:r>
-      </w:hyperlink>
+      <w:r>
+        <w:rPr>
+          <w:lang w:val="pt_PT" w:bidi="pt_PT"/>
+        </w:rPr>
+        <w:t>Atos 18.19–21</w:t>
+      </w:r>
       <w:r>
         <w:rPr>
           <w:lang w:val="pt_PT" w:bidi="pt_PT"/>
         </w:rPr>
         <w:t xml:space="preserve">), não deu oportunidade para um trabalho significativo. Durante sua terceira jornada, Paulo serviu em Éfeso por três anos (por volta de 53 a 56 d.C., </w:t>
       </w:r>
-      <w:hyperlink r:id="rId15">
-        <w:r>
-          <w:rPr>
-            <w:lang w:val="pt_PT" w:bidi="pt_PT"/>
-          </w:rPr>
-          <w:rPr>
-            <w:color w:val="0000EE"/>
-            <w:u w:val="single"/>
-          </w:rPr>
-          <w:t>Atos 19</w:t>
-        </w:r>
-      </w:hyperlink>
+      <w:r>
+        <w:rPr>
+          <w:lang w:val="pt_PT" w:bidi="pt_PT"/>
+        </w:rPr>
+        <w:t>Atos 19</w:t>
+      </w:r>
       <w:r>
         <w:rPr>
           <w:lang w:val="pt_PT" w:bidi="pt_PT"/>
         </w:rPr>
         <w:t>). Mais tarde, quando Paulo estava a caminho de Jerusalém, ele teve a oportunidade de parar em Mileto e falar com os presbíteros de Éfeso, que o encontraram lá (</w:t>
       </w:r>
-      <w:hyperlink r:id="rId16">
-        <w:r>
-          <w:rPr>
-            <w:lang w:val="pt_PT" w:bidi="pt_PT"/>
-          </w:rPr>
-          <w:rPr>
-            <w:color w:val="0000EE"/>
-            <w:u w:val="single"/>
-          </w:rPr>
-          <w:t>Atos 20.17–38</w:t>
-        </w:r>
-      </w:hyperlink>
+      <w:r>
+        <w:rPr>
+          <w:lang w:val="pt_PT" w:bidi="pt_PT"/>
+        </w:rPr>
+        <w:t>Atos 20.17–38</w:t>
+      </w:r>
       <w:r>
         <w:rPr>
           <w:lang w:val="pt_PT" w:bidi="pt_PT"/>
         </w:rPr>
         <w:t xml:space="preserve">). Paulo viajou para Jerusalém, foi preso, mais tarde foi transferido para Cesareia e foi então enviado para Roma, onde ficou em prisão domiciliar por aproximadamente dois anos (60–62 d.C., </w:t>
       </w:r>
-      <w:hyperlink r:id="rId17">
-        <w:r>
-          <w:rPr>
-            <w:lang w:val="pt_PT" w:bidi="pt_PT"/>
-          </w:rPr>
-          <w:rPr>
-            <w:color w:val="0000EE"/>
-            <w:u w:val="single"/>
-          </w:rPr>
-          <w:t>Atos 21–28</w:t>
-        </w:r>
-      </w:hyperlink>
+      <w:r>
+        <w:rPr>
+          <w:lang w:val="pt_PT" w:bidi="pt_PT"/>
+        </w:rPr>
+        <w:t>Atos 21–28</w:t>
+      </w:r>
       <w:r>
         <w:rPr>
           <w:lang w:val="pt_PT" w:bidi="pt_PT"/>
         </w:rPr>
         <w:t xml:space="preserve">). Quando ele foi liberto da prisão, reembarcou em sua missão, possivelmente dirigida à Espanha (veja </w:t>
       </w:r>
-      <w:hyperlink r:id="rId18">
-        <w:r>
-          <w:rPr>
-            <w:lang w:val="pt_PT" w:bidi="pt_PT"/>
-          </w:rPr>
-          <w:rPr>
-            <w:color w:val="0000EE"/>
-            <w:u w:val="single"/>
-          </w:rPr>
-          <w:t>Rm 15.24</w:t>
-        </w:r>
-      </w:hyperlink>
+      <w:r>
+        <w:rPr>
+          <w:lang w:val="pt_PT" w:bidi="pt_PT"/>
+        </w:rPr>
+        <w:t>Rm 15.24</w:t>
+      </w:r>
       <w:r>
         <w:rPr>
           <w:lang w:val="pt_PT" w:bidi="pt_PT"/>
         </w:rPr>
         <w:t xml:space="preserve">, </w:t>
       </w:r>
-      <w:hyperlink r:id="rId19">
-        <w:r>
-          <w:rPr>
-            <w:lang w:val="pt_PT" w:bidi="pt_PT"/>
-          </w:rPr>
-          <w:rPr>
-            <w:color w:val="0000EE"/>
-            <w:u w:val="single"/>
-          </w:rPr>
-          <w:t>28</w:t>
-        </w:r>
-      </w:hyperlink>
+      <w:r>
+        <w:rPr>
+          <w:lang w:val="pt_PT" w:bidi="pt_PT"/>
+        </w:rPr>
+        <w:t>28</w:t>
+      </w:r>
       <w:r>
         <w:rPr>
           <w:lang w:val="pt_PT" w:bidi="pt_PT"/>
@@ -398,126 +356,84 @@
         </w:rPr>
         <w:t>Timóteo, que havia acompanhado Paulo durante grande parte de seu ministério original lá (</w:t>
       </w:r>
-      <w:hyperlink r:id="rId20">
-        <w:r>
-          <w:rPr>
-            <w:lang w:val="pt_PT" w:bidi="pt_PT"/>
-          </w:rPr>
-          <w:rPr>
-            <w:color w:val="0000EE"/>
-            <w:u w:val="single"/>
-          </w:rPr>
-          <w:t>Atos 19.22</w:t>
-        </w:r>
-      </w:hyperlink>
+      <w:r>
+        <w:rPr>
+          <w:lang w:val="pt_PT" w:bidi="pt_PT"/>
+        </w:rPr>
+        <w:t>Atos 19.22</w:t>
+      </w:r>
       <w:r>
         <w:rPr>
           <w:lang w:val="pt_PT" w:bidi="pt_PT"/>
         </w:rPr>
         <w:t>), agora havia sido delegado a tarefa de lidar com desenvolvimentos novos e perturbadores em Éfeso (</w:t>
       </w:r>
-      <w:hyperlink r:id="rId21">
-        <w:r>
-          <w:rPr>
-            <w:lang w:val="pt_PT" w:bidi="pt_PT"/>
-          </w:rPr>
-          <w:rPr>
-            <w:color w:val="0000EE"/>
-            <w:u w:val="single"/>
-          </w:rPr>
-          <w:t>1 Tm 1.3</w:t>
-        </w:r>
-      </w:hyperlink>
+      <w:r>
+        <w:rPr>
+          <w:lang w:val="pt_PT" w:bidi="pt_PT"/>
+        </w:rPr>
+        <w:t>1 Tm 1.3</w:t>
+      </w:r>
       <w:r>
         <w:rPr>
           <w:lang w:val="pt_PT" w:bidi="pt_PT"/>
         </w:rPr>
         <w:t>). Os falsos mestres haviam emergido (</w:t>
       </w:r>
-      <w:hyperlink r:id="rId21">
-        <w:r>
-          <w:rPr>
-            <w:lang w:val="pt_PT" w:bidi="pt_PT"/>
-          </w:rPr>
-          <w:rPr>
-            <w:color w:val="0000EE"/>
-            <w:u w:val="single"/>
-          </w:rPr>
-          <w:t>1.3</w:t>
-        </w:r>
-      </w:hyperlink>
+      <w:r>
+        <w:rPr>
+          <w:lang w:val="pt_PT" w:bidi="pt_PT"/>
+        </w:rPr>
+        <w:t>1.3</w:t>
+      </w:r>
       <w:r>
         <w:rPr>
           <w:lang w:val="pt_PT" w:bidi="pt_PT"/>
         </w:rPr>
         <w:t xml:space="preserve">) e estavam evidentemente perturbando as famílias (veja </w:t>
       </w:r>
-      <w:hyperlink r:id="rId22">
-        <w:r>
-          <w:rPr>
-            <w:lang w:val="pt_PT" w:bidi="pt_PT"/>
-          </w:rPr>
-          <w:rPr>
-            <w:color w:val="0000EE"/>
-            <w:u w:val="single"/>
-          </w:rPr>
-          <w:t>1Tm 2.15</w:t>
-        </w:r>
-      </w:hyperlink>
+      <w:r>
+        <w:rPr>
+          <w:lang w:val="pt_PT" w:bidi="pt_PT"/>
+        </w:rPr>
+        <w:t>1Tm 2.15</w:t>
+      </w:r>
       <w:r>
         <w:rPr>
           <w:lang w:val="pt_PT" w:bidi="pt_PT"/>
         </w:rPr>
         <w:t xml:space="preserve">; </w:t>
       </w:r>
-      <w:hyperlink r:id="rId23">
-        <w:r>
-          <w:rPr>
-            <w:lang w:val="pt_PT" w:bidi="pt_PT"/>
-          </w:rPr>
-          <w:rPr>
-            <w:color w:val="0000EE"/>
-            <w:u w:val="single"/>
-          </w:rPr>
-          <w:t>3.4–5</w:t>
-        </w:r>
-      </w:hyperlink>
+      <w:r>
+        <w:rPr>
+          <w:lang w:val="pt_PT" w:bidi="pt_PT"/>
+        </w:rPr>
+        <w:t>3.4–5</w:t>
+      </w:r>
       <w:r>
         <w:rPr>
           <w:lang w:val="pt_PT" w:bidi="pt_PT"/>
         </w:rPr>
         <w:t xml:space="preserve">; </w:t>
       </w:r>
-      <w:hyperlink r:id="rId24">
-        <w:r>
-          <w:rPr>
-            <w:lang w:val="pt_PT" w:bidi="pt_PT"/>
-          </w:rPr>
-          <w:rPr>
-            <w:color w:val="0000EE"/>
-            <w:u w:val="single"/>
-          </w:rPr>
-          <w:t>5.11–15</w:t>
-        </w:r>
-      </w:hyperlink>
+      <w:r>
+        <w:rPr>
+          <w:lang w:val="pt_PT" w:bidi="pt_PT"/>
+        </w:rPr>
+        <w:t>5.11–15</w:t>
+      </w:r>
       <w:r>
         <w:rPr>
           <w:lang w:val="pt_PT" w:bidi="pt_PT"/>
         </w:rPr>
         <w:t xml:space="preserve">; cp. </w:t>
       </w:r>
-      <w:hyperlink r:id="rId25">
-        <w:r>
-          <w:rPr>
-            <w:lang w:val="pt_PT" w:bidi="pt_PT"/>
-          </w:rPr>
-          <w:rPr>
-            <w:color w:val="0000EE"/>
-            <w:u w:val="single"/>
-          </w:rPr>
-          <w:t>Tito 1.11</w:t>
-        </w:r>
-      </w:hyperlink>
+      <w:r>
+        <w:rPr>
+          <w:lang w:val="pt_PT" w:bidi="pt_PT"/>
+        </w:rPr>
+        <w:t>Tito 1.11</w:t>
+      </w:r>
       <w:r>
         <w:rPr>
           <w:lang w:val="pt_PT" w:bidi="pt_PT"/>
@@ -549,90 +465,60 @@
         </w:rPr>
         <w:t>Após dirigir Timóteo a lidar com os falsos mestres, que se defendiam ser mestres da lei (</w:t>
       </w:r>
-      <w:hyperlink r:id="rId26">
-        <w:r>
-          <w:rPr>
-            <w:lang w:val="pt_PT" w:bidi="pt_PT"/>
-          </w:rPr>
-          <w:rPr>
-            <w:color w:val="0000EE"/>
-            <w:u w:val="single"/>
-          </w:rPr>
-          <w:t>1.3–20</w:t>
-        </w:r>
-      </w:hyperlink>
+      <w:r>
+        <w:rPr>
+          <w:lang w:val="pt_PT" w:bidi="pt_PT"/>
+        </w:rPr>
+        <w:t>1.3–20</w:t>
+      </w:r>
       <w:r>
         <w:rPr>
           <w:lang w:val="pt_PT" w:bidi="pt_PT"/>
         </w:rPr>
         <w:t>), Paulo dá orientação sobre a conduta na casa de Deus com relação à oração, ao ensino das mulheres e liderança (</w:t>
       </w:r>
-      <w:hyperlink r:id="rId27">
-        <w:r>
-          <w:rPr>
-            <w:lang w:val="pt_PT" w:bidi="pt_PT"/>
-          </w:rPr>
-          <w:rPr>
-            <w:color w:val="0000EE"/>
-            <w:u w:val="single"/>
-          </w:rPr>
-          <w:t>2.1–3.13</w:t>
-        </w:r>
-      </w:hyperlink>
+      <w:r>
+        <w:rPr>
+          <w:lang w:val="pt_PT" w:bidi="pt_PT"/>
+        </w:rPr>
+        <w:t>2.1–3.13</w:t>
+      </w:r>
       <w:r>
         <w:rPr>
           <w:lang w:val="pt_PT" w:bidi="pt_PT"/>
         </w:rPr>
         <w:t>). Essas três áreas haviam sido prejudicadas pelos falsos mestres. Paulo deixa claro o que ele está tentando realizar e explica por que e como isso deve ser feito (</w:t>
       </w:r>
-      <w:hyperlink r:id="rId28">
-        <w:r>
-          <w:rPr>
-            <w:lang w:val="pt_PT" w:bidi="pt_PT"/>
-          </w:rPr>
-          <w:rPr>
-            <w:color w:val="0000EE"/>
-            <w:u w:val="single"/>
-          </w:rPr>
-          <w:t>3.14–4.16</w:t>
-        </w:r>
-      </w:hyperlink>
+      <w:r>
+        <w:rPr>
+          <w:lang w:val="pt_PT" w:bidi="pt_PT"/>
+        </w:rPr>
+        <w:t>3.14–4.16</w:t>
+      </w:r>
       <w:r>
         <w:rPr>
           <w:lang w:val="pt_PT" w:bidi="pt_PT"/>
         </w:rPr>
         <w:t>). Então ele retoma suas instruções sobre a conduta piedosa, concentrando-se nos idosos e jovens, viúvas, anciãos e mestres (</w:t>
       </w:r>
-      <w:hyperlink r:id="rId29">
-        <w:r>
-          <w:rPr>
-            <w:lang w:val="pt_PT" w:bidi="pt_PT"/>
-          </w:rPr>
-          <w:rPr>
-            <w:color w:val="0000EE"/>
-            <w:u w:val="single"/>
-          </w:rPr>
-          <w:t>5.1–6.2</w:t>
-        </w:r>
-      </w:hyperlink>
+      <w:r>
+        <w:rPr>
+          <w:lang w:val="pt_PT" w:bidi="pt_PT"/>
+        </w:rPr>
+        <w:t>5.1–6.2</w:t>
+      </w:r>
       <w:r>
         <w:rPr>
           <w:lang w:val="pt_PT" w:bidi="pt_PT"/>
         </w:rPr>
         <w:t>). Os relacionamentos nessas áreas também haviam sido distorcidos pelo falso ensino. Finalmente, Paulo retorna à necessidade de lidar com os próprios falsos mestres, desta vez centrando-se em questões de riqueza e lucro (</w:t>
       </w:r>
-      <w:hyperlink r:id="rId30">
-        <w:r>
-          <w:rPr>
-            <w:lang w:val="pt_PT" w:bidi="pt_PT"/>
-          </w:rPr>
-          <w:rPr>
-            <w:color w:val="0000EE"/>
-            <w:u w:val="single"/>
-          </w:rPr>
-          <w:t>6.2–21</w:t>
-        </w:r>
-      </w:hyperlink>
+      <w:r>
+        <w:rPr>
+          <w:lang w:val="pt_PT" w:bidi="pt_PT"/>
+        </w:rPr>
+        <w:t>6.2–21</w:t>
+      </w:r>
       <w:r>
         <w:rPr>
           <w:lang w:val="pt_PT" w:bidi="pt_PT"/>
@@ -702,18 +588,12 @@
         </w:rPr>
         <w:t xml:space="preserve">As Cartas Pastorais (1 Timóteo — Tito) foram provavelmente escritas após a primeira prisão de Paulo em Roma (60–62 d.C, </w:t>
       </w:r>
-      <w:hyperlink r:id="rId31">
-        <w:r>
-          <w:rPr>
-            <w:lang w:val="pt_PT" w:bidi="pt_PT"/>
-          </w:rPr>
-          <w:rPr>
-            <w:color w:val="0000EE"/>
-            <w:u w:val="single"/>
-          </w:rPr>
-          <w:t>Atos 28.1–31</w:t>
-        </w:r>
-      </w:hyperlink>
+      <w:r>
+        <w:rPr>
+          <w:lang w:val="pt_PT" w:bidi="pt_PT"/>
+        </w:rPr>
+        <w:t>Atos 28.1–31</w:t>
+      </w:r>
       <w:r>
         <w:rPr>
           <w:lang w:val="pt_PT" w:bidi="pt_PT"/>
@@ -734,18 +614,12 @@
         </w:rPr>
         <w:t xml:space="preserve">Em 2 Timóteo, Paulo é preso em Roma no final de sua vida (veja </w:t>
       </w:r>
-      <w:hyperlink r:id="rId32">
-        <w:r>
-          <w:rPr>
-            <w:lang w:val="pt_PT" w:bidi="pt_PT"/>
-          </w:rPr>
-          <w:rPr>
-            <w:color w:val="0000EE"/>
-            <w:u w:val="single"/>
-          </w:rPr>
-          <w:t>2 Tm 4.6</w:t>
-        </w:r>
-      </w:hyperlink>
+      <w:r>
+        <w:rPr>
+          <w:lang w:val="pt_PT" w:bidi="pt_PT"/>
+        </w:rPr>
+        <w:t>2 Tm 4.6</w:t>
+      </w:r>
       <w:r>
         <w:rPr>
           <w:lang w:val="pt_PT" w:bidi="pt_PT"/>
@@ -766,18 +640,12 @@
         </w:rPr>
         <w:t xml:space="preserve">Uma possibilidade é que 2 Timóteo foi escrito durante a prisão romana de </w:t>
       </w:r>
-      <w:hyperlink r:id="rId31">
-        <w:r>
-          <w:rPr>
-            <w:lang w:val="pt_PT" w:bidi="pt_PT"/>
-          </w:rPr>
-          <w:rPr>
-            <w:color w:val="0000EE"/>
-            <w:u w:val="single"/>
-          </w:rPr>
-          <w:t>Atos 28</w:t>
-        </w:r>
-      </w:hyperlink>
+      <w:r>
+        <w:rPr>
+          <w:lang w:val="pt_PT" w:bidi="pt_PT"/>
+        </w:rPr>
+        <w:t>Atos 28</w:t>
+      </w:r>
       <w:r>
         <w:rPr>
           <w:lang w:val="pt_PT" w:bidi="pt_PT"/>
@@ -811,18 +679,12 @@
         </w:rPr>
         <w:t xml:space="preserve"> </w:t>
       </w:r>
-      <w:hyperlink r:id="rId33">
-        <w:r>
-          <w:rPr>
-            <w:lang w:val="pt_PT" w:bidi="pt_PT"/>
-          </w:rPr>
-          <w:rPr>
-            <w:color w:val="0000EE"/>
-            <w:u w:val="single"/>
-          </w:rPr>
-          <w:t>5.6–7</w:t>
-        </w:r>
-      </w:hyperlink>
+      <w:r>
+        <w:rPr>
+          <w:lang w:val="pt_PT" w:bidi="pt_PT"/>
+        </w:rPr>
+        <w:t>5.6–7</w:t>
+      </w:r>
       <w:r>
         <w:rPr>
           <w:lang w:val="pt_PT" w:bidi="pt_PT"/>
@@ -856,18 +718,12 @@
         </w:rPr>
         <w:t xml:space="preserve">Em apoio desta abordagem, não há razão para que essas cartas sejam encaixadas na história registrada em Atos. Além disso, as atividades de Paulo e seus delegados em 1 Timóteo e Tito não correspondem aos detalhes em Atos, nem a prisão de 2 Timóteo soa como a prisão de </w:t>
       </w:r>
-      <w:hyperlink r:id="rId31">
-        <w:r>
-          <w:rPr>
-            <w:lang w:val="pt_PT" w:bidi="pt_PT"/>
-          </w:rPr>
-          <w:rPr>
-            <w:color w:val="0000EE"/>
-            <w:u w:val="single"/>
-          </w:rPr>
-          <w:t>Atos 28</w:t>
-        </w:r>
-      </w:hyperlink>
+      <w:r>
+        <w:rPr>
+          <w:lang w:val="pt_PT" w:bidi="pt_PT"/>
+        </w:rPr>
+        <w:t>Atos 28</w:t>
+      </w:r>
       <w:r>
         <w:rPr>
           <w:lang w:val="pt_PT" w:bidi="pt_PT"/>
@@ -899,414 +755,276 @@
         </w:rPr>
         <w:t xml:space="preserve">Os falsos mestres abordados em 1 Timóteo têm muita semelhança com figuras semelhantes a quem Paulo menciona tanto em 2 Timóteo quanto em Tito. É muito difícil desenhar uma imagem clara desses falsos mestres, mas há pistas. Seu ensino tinha elementos ascéticos (veja </w:t>
       </w:r>
-      <w:hyperlink r:id="rId34">
-        <w:r>
-          <w:rPr>
-            <w:lang w:val="pt_PT" w:bidi="pt_PT"/>
-          </w:rPr>
-          <w:rPr>
-            <w:color w:val="0000EE"/>
-            <w:u w:val="single"/>
-          </w:rPr>
-          <w:t>1 Tm 4.3</w:t>
-        </w:r>
-      </w:hyperlink>
+      <w:r>
+        <w:rPr>
+          <w:lang w:val="pt_PT" w:bidi="pt_PT"/>
+        </w:rPr>
+        <w:t>1 Tm 4.3</w:t>
+      </w:r>
       <w:r>
         <w:rPr>
           <w:lang w:val="pt_PT" w:bidi="pt_PT"/>
         </w:rPr>
         <w:t xml:space="preserve">; </w:t>
       </w:r>
-      <w:hyperlink r:id="rId35">
-        <w:r>
-          <w:rPr>
-            <w:lang w:val="pt_PT" w:bidi="pt_PT"/>
-          </w:rPr>
-          <w:rPr>
-            <w:color w:val="0000EE"/>
-            <w:u w:val="single"/>
-          </w:rPr>
-          <w:t>Tito 1.15</w:t>
-        </w:r>
-      </w:hyperlink>
+      <w:r>
+        <w:rPr>
+          <w:lang w:val="pt_PT" w:bidi="pt_PT"/>
+        </w:rPr>
+        <w:t>Tito 1.15</w:t>
+      </w:r>
       <w:r>
         <w:rPr>
           <w:lang w:val="pt_PT" w:bidi="pt_PT"/>
         </w:rPr>
         <w:t xml:space="preserve">) e um foco judaico (veja </w:t>
       </w:r>
-      <w:hyperlink r:id="rId36">
-        <w:r>
-          <w:rPr>
-            <w:lang w:val="pt_PT" w:bidi="pt_PT"/>
-          </w:rPr>
-          <w:rPr>
-            <w:color w:val="0000EE"/>
-            <w:u w:val="single"/>
-          </w:rPr>
-          <w:t>1Tm 1.7</w:t>
-        </w:r>
-      </w:hyperlink>
+      <w:r>
+        <w:rPr>
+          <w:lang w:val="pt_PT" w:bidi="pt_PT"/>
+        </w:rPr>
+        <w:t>1Tm 1.7</w:t>
+      </w:r>
       <w:r>
         <w:rPr>
           <w:lang w:val="pt_PT" w:bidi="pt_PT"/>
         </w:rPr>
         <w:t xml:space="preserve">; </w:t>
       </w:r>
-      <w:hyperlink r:id="rId37">
-        <w:r>
-          <w:rPr>
-            <w:lang w:val="pt_PT" w:bidi="pt_PT"/>
-          </w:rPr>
-          <w:rPr>
-            <w:color w:val="0000EE"/>
-            <w:u w:val="single"/>
-          </w:rPr>
-          <w:t>Tito 1.10</w:t>
-        </w:r>
-      </w:hyperlink>
+      <w:r>
+        <w:rPr>
+          <w:lang w:val="pt_PT" w:bidi="pt_PT"/>
+        </w:rPr>
+        <w:t>Tito 1.10</w:t>
+      </w:r>
       <w:r>
         <w:rPr>
           <w:lang w:val="pt_PT" w:bidi="pt_PT"/>
         </w:rPr>
         <w:t>,</w:t>
       </w:r>
-      <w:hyperlink r:id="rId38">
-        <w:r>
-          <w:rPr>
-            <w:lang w:val="pt_PT" w:bidi="pt_PT"/>
-          </w:rPr>
-          <w:rPr>
-            <w:color w:val="0000EE"/>
-            <w:u w:val="single"/>
-          </w:rPr>
-          <w:t>14</w:t>
-        </w:r>
-      </w:hyperlink>
+      <w:r>
+        <w:rPr>
+          <w:lang w:val="pt_PT" w:bidi="pt_PT"/>
+        </w:rPr>
+        <w:t>14</w:t>
+      </w:r>
       <w:r>
         <w:rPr>
           <w:lang w:val="pt_PT" w:bidi="pt_PT"/>
         </w:rPr>
         <w:t xml:space="preserve">; </w:t>
       </w:r>
-      <w:hyperlink r:id="rId39">
-        <w:r>
-          <w:rPr>
-            <w:lang w:val="pt_PT" w:bidi="pt_PT"/>
-          </w:rPr>
-          <w:rPr>
-            <w:color w:val="0000EE"/>
-            <w:u w:val="single"/>
-          </w:rPr>
-          <w:t>3.9</w:t>
-        </w:r>
-      </w:hyperlink>
+      <w:r>
+        <w:rPr>
+          <w:lang w:val="pt_PT" w:bidi="pt_PT"/>
+        </w:rPr>
+        <w:t>3.9</w:t>
+      </w:r>
       <w:r>
         <w:rPr>
           <w:lang w:val="pt_PT" w:bidi="pt_PT"/>
         </w:rPr>
         <w:t>). Eles alegaram conhecimento especial (</w:t>
       </w:r>
-      <w:hyperlink r:id="rId40">
-        <w:r>
-          <w:rPr>
-            <w:lang w:val="pt_PT" w:bidi="pt_PT"/>
-          </w:rPr>
-          <w:rPr>
-            <w:color w:val="0000EE"/>
-            <w:u w:val="single"/>
-          </w:rPr>
-          <w:t>1 Tm 6.20</w:t>
-        </w:r>
-      </w:hyperlink>
+      <w:r>
+        <w:rPr>
+          <w:lang w:val="pt_PT" w:bidi="pt_PT"/>
+        </w:rPr>
+        <w:t>1 Tm 6.20</w:t>
+      </w:r>
       <w:r>
         <w:rPr>
           <w:lang w:val="pt_PT" w:bidi="pt_PT"/>
         </w:rPr>
         <w:t xml:space="preserve">; </w:t>
       </w:r>
-      <w:hyperlink r:id="rId41">
-        <w:r>
-          <w:rPr>
-            <w:lang w:val="pt_PT" w:bidi="pt_PT"/>
-          </w:rPr>
-          <w:rPr>
-            <w:color w:val="0000EE"/>
-            <w:u w:val="single"/>
-          </w:rPr>
-          <w:t>Tito 1.16</w:t>
-        </w:r>
-      </w:hyperlink>
+      <w:r>
+        <w:rPr>
+          <w:lang w:val="pt_PT" w:bidi="pt_PT"/>
+        </w:rPr>
+        <w:t>Tito 1.16</w:t>
+      </w:r>
       <w:r>
         <w:rPr>
           <w:lang w:val="pt_PT" w:bidi="pt_PT"/>
         </w:rPr>
         <w:t>), afirmaram que a ressurreição dos crentes já havia ocorrido (</w:t>
       </w:r>
-      <w:hyperlink r:id="rId42">
-        <w:r>
-          <w:rPr>
-            <w:lang w:val="pt_PT" w:bidi="pt_PT"/>
-          </w:rPr>
-          <w:rPr>
-            <w:color w:val="0000EE"/>
-            <w:u w:val="single"/>
-          </w:rPr>
-          <w:t>2 Tm 2.18</w:t>
-        </w:r>
-      </w:hyperlink>
+      <w:r>
+        <w:rPr>
+          <w:lang w:val="pt_PT" w:bidi="pt_PT"/>
+        </w:rPr>
+        <w:t>2 Tm 2.18</w:t>
+      </w:r>
       <w:r>
         <w:rPr>
           <w:lang w:val="pt_PT" w:bidi="pt_PT"/>
         </w:rPr>
         <w:t>), interromperam os relacionamentos (</w:t>
       </w:r>
-      <w:hyperlink r:id="rId43">
-        <w:r>
-          <w:rPr>
-            <w:lang w:val="pt_PT" w:bidi="pt_PT"/>
-          </w:rPr>
-          <w:rPr>
-            <w:color w:val="0000EE"/>
-            <w:u w:val="single"/>
-          </w:rPr>
-          <w:t>2 Tm 3.6–7</w:t>
-        </w:r>
-      </w:hyperlink>
+      <w:r>
+        <w:rPr>
+          <w:lang w:val="pt_PT" w:bidi="pt_PT"/>
+        </w:rPr>
+        <w:t>2 Tm 3.6–7</w:t>
+      </w:r>
       <w:r>
         <w:rPr>
           <w:lang w:val="pt_PT" w:bidi="pt_PT"/>
         </w:rPr>
         <w:t xml:space="preserve">; </w:t>
       </w:r>
-      <w:hyperlink r:id="rId25">
-        <w:r>
-          <w:rPr>
-            <w:lang w:val="pt_PT" w:bidi="pt_PT"/>
-          </w:rPr>
-          <w:rPr>
-            <w:color w:val="0000EE"/>
-            <w:u w:val="single"/>
-          </w:rPr>
-          <w:t>Tito 1.11</w:t>
-        </w:r>
-      </w:hyperlink>
+      <w:r>
+        <w:rPr>
+          <w:lang w:val="pt_PT" w:bidi="pt_PT"/>
+        </w:rPr>
+        <w:t>Tito 1.11</w:t>
+      </w:r>
       <w:r>
         <w:rPr>
           <w:lang w:val="pt_PT" w:bidi="pt_PT"/>
         </w:rPr>
         <w:t>) e poderiam ter enfatizado a salvação pelas obras (</w:t>
       </w:r>
-      <w:hyperlink r:id="rId44">
-        <w:r>
-          <w:rPr>
-            <w:lang w:val="pt_PT" w:bidi="pt_PT"/>
-          </w:rPr>
-          <w:rPr>
-            <w:color w:val="0000EE"/>
-            <w:u w:val="single"/>
-          </w:rPr>
-          <w:t>2 Tm 1.9</w:t>
-        </w:r>
-      </w:hyperlink>
+      <w:r>
+        <w:rPr>
+          <w:lang w:val="pt_PT" w:bidi="pt_PT"/>
+        </w:rPr>
+        <w:t>2 Tm 1.9</w:t>
+      </w:r>
       <w:r>
         <w:rPr>
           <w:lang w:val="pt_PT" w:bidi="pt_PT"/>
         </w:rPr>
         <w:t xml:space="preserve">; </w:t>
       </w:r>
-      <w:hyperlink r:id="rId45">
-        <w:r>
-          <w:rPr>
-            <w:lang w:val="pt_PT" w:bidi="pt_PT"/>
-          </w:rPr>
-          <w:rPr>
-            <w:color w:val="0000EE"/>
-            <w:u w:val="single"/>
-          </w:rPr>
-          <w:t>Tito 3.5</w:t>
-        </w:r>
-      </w:hyperlink>
+      <w:r>
+        <w:rPr>
+          <w:lang w:val="pt_PT" w:bidi="pt_PT"/>
+        </w:rPr>
+        <w:t>Tito 3.5</w:t>
+      </w:r>
       <w:r>
         <w:rPr>
           <w:lang w:val="pt_PT" w:bidi="pt_PT"/>
         </w:rPr>
         <w:t xml:space="preserve">). A forte resposta de Paulo sugere uma necessidade de fazer correções sobre a doutrina de Cristo (veja </w:t>
       </w:r>
-      <w:hyperlink r:id="rId46">
-        <w:r>
-          <w:rPr>
-            <w:lang w:val="pt_PT" w:bidi="pt_PT"/>
-          </w:rPr>
-          <w:rPr>
-            <w:color w:val="0000EE"/>
-            <w:u w:val="single"/>
-          </w:rPr>
-          <w:t>1Tm 2.5–6</w:t>
-        </w:r>
-      </w:hyperlink>
+      <w:r>
+        <w:rPr>
+          <w:lang w:val="pt_PT" w:bidi="pt_PT"/>
+        </w:rPr>
+        <w:t>1Tm 2.5–6</w:t>
+      </w:r>
       <w:r>
         <w:rPr>
           <w:lang w:val="pt_PT" w:bidi="pt_PT"/>
         </w:rPr>
         <w:t xml:space="preserve">; </w:t>
       </w:r>
-      <w:hyperlink r:id="rId47">
-        <w:r>
-          <w:rPr>
-            <w:lang w:val="pt_PT" w:bidi="pt_PT"/>
-          </w:rPr>
-          <w:rPr>
-            <w:color w:val="0000EE"/>
-            <w:u w:val="single"/>
-          </w:rPr>
-          <w:t>3.16</w:t>
-        </w:r>
-      </w:hyperlink>
+      <w:r>
+        <w:rPr>
+          <w:lang w:val="pt_PT" w:bidi="pt_PT"/>
+        </w:rPr>
+        <w:t>3.16</w:t>
+      </w:r>
       <w:r>
         <w:rPr>
           <w:lang w:val="pt_PT" w:bidi="pt_PT"/>
         </w:rPr>
         <w:t xml:space="preserve">; </w:t>
       </w:r>
-      <w:hyperlink r:id="rId48">
-        <w:r>
-          <w:rPr>
-            <w:lang w:val="pt_PT" w:bidi="pt_PT"/>
-          </w:rPr>
-          <w:rPr>
-            <w:color w:val="0000EE"/>
-            <w:u w:val="single"/>
-          </w:rPr>
-          <w:t>2Tm 2.8</w:t>
-        </w:r>
-      </w:hyperlink>
+      <w:r>
+        <w:rPr>
+          <w:lang w:val="pt_PT" w:bidi="pt_PT"/>
+        </w:rPr>
+        <w:t>2Tm 2.8</w:t>
+      </w:r>
       <w:r>
         <w:rPr>
           <w:lang w:val="pt_PT" w:bidi="pt_PT"/>
         </w:rPr>
         <w:t xml:space="preserve">) e os últimos dias (veja </w:t>
       </w:r>
-      <w:hyperlink r:id="rId49">
-        <w:r>
-          <w:rPr>
-            <w:lang w:val="pt_PT" w:bidi="pt_PT"/>
-          </w:rPr>
-          <w:rPr>
-            <w:color w:val="0000EE"/>
-            <w:u w:val="single"/>
-          </w:rPr>
-          <w:t>1Tm 4.1–5</w:t>
-        </w:r>
-      </w:hyperlink>
+      <w:r>
+        <w:rPr>
+          <w:lang w:val="pt_PT" w:bidi="pt_PT"/>
+        </w:rPr>
+        <w:t>1Tm 4.1–5</w:t>
+      </w:r>
       <w:r>
         <w:rPr>
           <w:lang w:val="pt_PT" w:bidi="pt_PT"/>
         </w:rPr>
         <w:t xml:space="preserve">; </w:t>
       </w:r>
-      <w:hyperlink r:id="rId42">
-        <w:r>
-          <w:rPr>
-            <w:lang w:val="pt_PT" w:bidi="pt_PT"/>
-          </w:rPr>
-          <w:rPr>
-            <w:color w:val="0000EE"/>
-            <w:u w:val="single"/>
-          </w:rPr>
-          <w:t>2Tm 2.18</w:t>
-        </w:r>
-      </w:hyperlink>
+      <w:r>
+        <w:rPr>
+          <w:lang w:val="pt_PT" w:bidi="pt_PT"/>
+        </w:rPr>
+        <w:t>2Tm 2.18</w:t>
+      </w:r>
       <w:r>
         <w:rPr>
           <w:lang w:val="pt_PT" w:bidi="pt_PT"/>
         </w:rPr>
         <w:t xml:space="preserve">; </w:t>
       </w:r>
-      <w:hyperlink r:id="rId50">
-        <w:r>
-          <w:rPr>
-            <w:lang w:val="pt_PT" w:bidi="pt_PT"/>
-          </w:rPr>
-          <w:rPr>
-            <w:color w:val="0000EE"/>
-            <w:u w:val="single"/>
-          </w:rPr>
-          <w:t>3.1–9</w:t>
-        </w:r>
-      </w:hyperlink>
+      <w:r>
+        <w:rPr>
+          <w:lang w:val="pt_PT" w:bidi="pt_PT"/>
+        </w:rPr>
+        <w:t>3.1–9</w:t>
+      </w:r>
       <w:r>
         <w:rPr>
           <w:lang w:val="pt_PT" w:bidi="pt_PT"/>
         </w:rPr>
         <w:t xml:space="preserve">; </w:t>
       </w:r>
-      <w:hyperlink r:id="rId51">
-        <w:r>
-          <w:rPr>
-            <w:lang w:val="pt_PT" w:bidi="pt_PT"/>
-          </w:rPr>
-          <w:rPr>
-            <w:color w:val="0000EE"/>
-            <w:u w:val="single"/>
-          </w:rPr>
-          <w:t>Tito 2.11–14</w:t>
-        </w:r>
-      </w:hyperlink>
+      <w:r>
+        <w:rPr>
+          <w:lang w:val="pt_PT" w:bidi="pt_PT"/>
+        </w:rPr>
+        <w:t>Tito 2.11–14</w:t>
+      </w:r>
       <w:r>
         <w:rPr>
           <w:lang w:val="pt_PT" w:bidi="pt_PT"/>
         </w:rPr>
         <w:t xml:space="preserve">). Os falsos mestres se opuseram à mensagem de Paulo, promoveram a imoralidade e minaram a missão da igreja. Assim, bons líderes eram necessários (veja </w:t>
       </w:r>
-      <w:hyperlink r:id="rId52">
-        <w:r>
-          <w:rPr>
-            <w:lang w:val="pt_PT" w:bidi="pt_PT"/>
-          </w:rPr>
-          <w:rPr>
-            <w:color w:val="0000EE"/>
-            <w:u w:val="single"/>
-          </w:rPr>
-          <w:t>Tito 1.10–13</w:t>
-        </w:r>
-      </w:hyperlink>
+      <w:r>
+        <w:rPr>
+          <w:lang w:val="pt_PT" w:bidi="pt_PT"/>
+        </w:rPr>
+        <w:t>Tito 1.10–13</w:t>
+      </w:r>
       <w:r>
         <w:rPr>
           <w:lang w:val="pt_PT" w:bidi="pt_PT"/>
         </w:rPr>
         <w:t xml:space="preserve">; </w:t>
       </w:r>
-      <w:hyperlink r:id="rId53">
-        <w:r>
-          <w:rPr>
-            <w:lang w:val="pt_PT" w:bidi="pt_PT"/>
-          </w:rPr>
-          <w:rPr>
-            <w:color w:val="0000EE"/>
-            <w:u w:val="single"/>
-          </w:rPr>
-          <w:t>2.6–8</w:t>
-        </w:r>
-      </w:hyperlink>
+      <w:r>
+        <w:rPr>
+          <w:lang w:val="pt_PT" w:bidi="pt_PT"/>
+        </w:rPr>
+        <w:t>2.6–8</w:t>
+      </w:r>
       <w:r>
         <w:rPr>
           <w:lang w:val="pt_PT" w:bidi="pt_PT"/>
         </w:rPr>
         <w:t>,</w:t>
       </w:r>
-      <w:hyperlink r:id="rId54">
-        <w:r>
-          <w:rPr>
-            <w:lang w:val="pt_PT" w:bidi="pt_PT"/>
-          </w:rPr>
-          <w:rPr>
-            <w:color w:val="0000EE"/>
-            <w:u w:val="single"/>
-          </w:rPr>
-          <w:t>15</w:t>
-        </w:r>
-      </w:hyperlink>
+      <w:r>
+        <w:rPr>
+          <w:lang w:val="pt_PT" w:bidi="pt_PT"/>
+        </w:rPr>
+        <w:t>15</w:t>
+      </w:r>
       <w:r>
         <w:rPr>
           <w:lang w:val="pt_PT" w:bidi="pt_PT"/>
@@ -1338,18 +1056,12 @@
         </w:rPr>
         <w:t xml:space="preserve">Primeira Timóteo é uma defesa passional e magistral das Boas Novas de Jesus Cristo, seu progresso contínuo no mundo e a nova vida que ele cria e promove (veja </w:t>
       </w:r>
-      <w:hyperlink r:id="rId55">
-        <w:r>
-          <w:rPr>
-            <w:lang w:val="pt_PT" w:bidi="pt_PT"/>
-          </w:rPr>
-          <w:rPr>
-            <w:color w:val="0000EE"/>
-            <w:u w:val="single"/>
-          </w:rPr>
-          <w:t>3.14–16</w:t>
-        </w:r>
-      </w:hyperlink>
+      <w:r>
+        <w:rPr>
+          <w:lang w:val="pt_PT" w:bidi="pt_PT"/>
+        </w:rPr>
+        <w:t>3.14–16</w:t>
+      </w:r>
       <w:r>
         <w:rPr>
           <w:lang w:val="pt_PT" w:bidi="pt_PT"/>
@@ -1370,72 +1082,48 @@
         </w:rPr>
         <w:t>A casa de Deus era o interesse imediato de Paulo. Assim como a sociedade ao redor esperava uma conduta ordenada na casa da família — com papéis, decoro e noções de honra e vergonha — assim era com a casa de Deus. A casa de Deus reflete os padrões amplamente aceitos de honra e propriedade, bem como as estruturas sociais da sociedade. Ao mesmo tempo, onde apropriado e necessário, a casa de Deus vai contra a sociedade, refletindo valores e práticas muito diferentes e até mesmo contrárias. A casa de Deus está no mundo, mas não é dele. O mundo continua sendo a boa criação de Deus (</w:t>
       </w:r>
-      <w:hyperlink r:id="rId56">
-        <w:r>
-          <w:rPr>
-            <w:lang w:val="pt_PT" w:bidi="pt_PT"/>
-          </w:rPr>
-          <w:rPr>
-            <w:color w:val="0000EE"/>
-            <w:u w:val="single"/>
-          </w:rPr>
-          <w:t>4.3–4</w:t>
-        </w:r>
-      </w:hyperlink>
+      <w:r>
+        <w:rPr>
+          <w:lang w:val="pt_PT" w:bidi="pt_PT"/>
+        </w:rPr>
+        <w:t>4.3–4</w:t>
+      </w:r>
       <w:r>
         <w:rPr>
           <w:lang w:val="pt_PT" w:bidi="pt_PT"/>
         </w:rPr>
         <w:t xml:space="preserve">; </w:t>
       </w:r>
-      <w:hyperlink r:id="rId57">
-        <w:r>
-          <w:rPr>
-            <w:lang w:val="pt_PT" w:bidi="pt_PT"/>
-          </w:rPr>
-          <w:rPr>
-            <w:color w:val="0000EE"/>
-            <w:u w:val="single"/>
-          </w:rPr>
-          <w:t>6.17</w:t>
-        </w:r>
-      </w:hyperlink>
+      <w:r>
+        <w:rPr>
+          <w:lang w:val="pt_PT" w:bidi="pt_PT"/>
+        </w:rPr>
+        <w:t>6.17</w:t>
+      </w:r>
       <w:r>
         <w:rPr>
           <w:lang w:val="pt_PT" w:bidi="pt_PT"/>
         </w:rPr>
         <w:t>), mas é transitório e está em seus últimos dias, difíceis e cheios de mal (</w:t>
       </w:r>
-      <w:hyperlink r:id="rId58">
-        <w:r>
-          <w:rPr>
-            <w:lang w:val="pt_PT" w:bidi="pt_PT"/>
-          </w:rPr>
-          <w:rPr>
-            <w:color w:val="0000EE"/>
-            <w:u w:val="single"/>
-          </w:rPr>
-          <w:t>4.1</w:t>
-        </w:r>
-      </w:hyperlink>
+      <w:r>
+        <w:rPr>
+          <w:lang w:val="pt_PT" w:bidi="pt_PT"/>
+        </w:rPr>
+        <w:t>4.1</w:t>
+      </w:r>
       <w:r>
         <w:rPr>
           <w:lang w:val="pt_PT" w:bidi="pt_PT"/>
         </w:rPr>
         <w:t xml:space="preserve">; </w:t>
       </w:r>
-      <w:hyperlink r:id="rId59">
-        <w:r>
-          <w:rPr>
-            <w:lang w:val="pt_PT" w:bidi="pt_PT"/>
-          </w:rPr>
-          <w:rPr>
-            <w:color w:val="0000EE"/>
-            <w:u w:val="single"/>
-          </w:rPr>
-          <w:t>2 Tm 3.1</w:t>
-        </w:r>
-      </w:hyperlink>
+      <w:r>
+        <w:rPr>
+          <w:lang w:val="pt_PT" w:bidi="pt_PT"/>
+        </w:rPr>
+        <w:t>2 Tm 3.1</w:t>
+      </w:r>
       <w:r>
         <w:rPr>
           <w:lang w:val="pt_PT" w:bidi="pt_PT"/>
@@ -1456,144 +1144,96 @@
         </w:rPr>
         <w:t xml:space="preserve">A missão da casa de Deus é promover as Boas Novas no mundo e promover a vontade de Deus (veja </w:t>
       </w:r>
-      <w:hyperlink r:id="rId60">
-        <w:r>
-          <w:rPr>
-            <w:lang w:val="pt_PT" w:bidi="pt_PT"/>
-          </w:rPr>
-          <w:rPr>
-            <w:color w:val="0000EE"/>
-            <w:u w:val="single"/>
-          </w:rPr>
-          <w:t>1 Tm 2.4–7</w:t>
-        </w:r>
-      </w:hyperlink>
+      <w:r>
+        <w:rPr>
+          <w:lang w:val="pt_PT" w:bidi="pt_PT"/>
+        </w:rPr>
+        <w:t>1 Tm 2.4–7</w:t>
+      </w:r>
       <w:r>
         <w:rPr>
           <w:lang w:val="pt_PT" w:bidi="pt_PT"/>
         </w:rPr>
         <w:t>). O povo de Deus deve fazer o que apoia essa missão (</w:t>
       </w:r>
-      <w:hyperlink r:id="rId27">
-        <w:r>
-          <w:rPr>
-            <w:lang w:val="pt_PT" w:bidi="pt_PT"/>
-          </w:rPr>
-          <w:rPr>
-            <w:color w:val="0000EE"/>
-            <w:u w:val="single"/>
-          </w:rPr>
-          <w:t>2.1–3.13</w:t>
-        </w:r>
-      </w:hyperlink>
+      <w:r>
+        <w:rPr>
+          <w:lang w:val="pt_PT" w:bidi="pt_PT"/>
+        </w:rPr>
+        <w:t>2.1–3.13</w:t>
+      </w:r>
       <w:r>
         <w:rPr>
           <w:lang w:val="pt_PT" w:bidi="pt_PT"/>
         </w:rPr>
         <w:t xml:space="preserve">; </w:t>
       </w:r>
-      <w:hyperlink r:id="rId29">
-        <w:r>
-          <w:rPr>
-            <w:lang w:val="pt_PT" w:bidi="pt_PT"/>
-          </w:rPr>
-          <w:rPr>
-            <w:color w:val="0000EE"/>
-            <w:u w:val="single"/>
-          </w:rPr>
-          <w:t>5.1–6.2</w:t>
-        </w:r>
-      </w:hyperlink>
+      <w:r>
+        <w:rPr>
+          <w:lang w:val="pt_PT" w:bidi="pt_PT"/>
+        </w:rPr>
+        <w:t>5.1–6.2</w:t>
+      </w:r>
       <w:r>
         <w:rPr>
           <w:lang w:val="pt_PT" w:bidi="pt_PT"/>
         </w:rPr>
         <w:t xml:space="preserve">; veja </w:t>
       </w:r>
-      <w:hyperlink r:id="rId61">
-        <w:r>
-          <w:rPr>
-            <w:lang w:val="pt_PT" w:bidi="pt_PT"/>
-          </w:rPr>
-          <w:rPr>
-            <w:color w:val="0000EE"/>
-            <w:u w:val="single"/>
-          </w:rPr>
-          <w:t>1Co 9.19–23</w:t>
-        </w:r>
-      </w:hyperlink>
+      <w:r>
+        <w:rPr>
+          <w:lang w:val="pt_PT" w:bidi="pt_PT"/>
+        </w:rPr>
+        <w:t>1Co 9.19–23</w:t>
+      </w:r>
       <w:r>
         <w:rPr>
           <w:lang w:val="pt_PT" w:bidi="pt_PT"/>
         </w:rPr>
         <w:t>). Os falsos mestres estavam, em contraste, falando tolice e prejudicando a integridade da igreja, então Paulo dirigiu a maioria de suas palavras para a conduta correta. Os resumos condensados das Boas Novas (</w:t>
       </w:r>
-      <w:hyperlink r:id="rId62">
-        <w:r>
-          <w:rPr>
-            <w:lang w:val="pt_PT" w:bidi="pt_PT"/>
-          </w:rPr>
-          <w:rPr>
-            <w:color w:val="0000EE"/>
-            <w:u w:val="single"/>
-          </w:rPr>
-          <w:t>1 Tm 1.15</w:t>
-        </w:r>
-      </w:hyperlink>
+      <w:r>
+        <w:rPr>
+          <w:lang w:val="pt_PT" w:bidi="pt_PT"/>
+        </w:rPr>
+        <w:t>1 Tm 1.15</w:t>
+      </w:r>
       <w:r>
         <w:rPr>
           <w:lang w:val="pt_PT" w:bidi="pt_PT"/>
         </w:rPr>
         <w:t xml:space="preserve">; </w:t>
       </w:r>
-      <w:hyperlink r:id="rId46">
-        <w:r>
-          <w:rPr>
-            <w:lang w:val="pt_PT" w:bidi="pt_PT"/>
-          </w:rPr>
-          <w:rPr>
-            <w:color w:val="0000EE"/>
-            <w:u w:val="single"/>
-          </w:rPr>
-          <w:t>2.5–6</w:t>
-        </w:r>
-      </w:hyperlink>
+      <w:r>
+        <w:rPr>
+          <w:lang w:val="pt_PT" w:bidi="pt_PT"/>
+        </w:rPr>
+        <w:t>2.5–6</w:t>
+      </w:r>
       <w:r>
         <w:rPr>
           <w:lang w:val="pt_PT" w:bidi="pt_PT"/>
         </w:rPr>
         <w:t xml:space="preserve">; </w:t>
       </w:r>
-      <w:hyperlink r:id="rId47">
-        <w:r>
-          <w:rPr>
-            <w:lang w:val="pt_PT" w:bidi="pt_PT"/>
-          </w:rPr>
-          <w:rPr>
-            <w:color w:val="0000EE"/>
-            <w:u w:val="single"/>
-          </w:rPr>
-          <w:t>3.16</w:t>
-        </w:r>
-      </w:hyperlink>
+      <w:r>
+        <w:rPr>
+          <w:lang w:val="pt_PT" w:bidi="pt_PT"/>
+        </w:rPr>
+        <w:t>3.16</w:t>
+      </w:r>
       <w:r>
         <w:rPr>
           <w:lang w:val="pt_PT" w:bidi="pt_PT"/>
         </w:rPr>
         <w:t xml:space="preserve">; </w:t>
       </w:r>
-      <w:hyperlink r:id="rId63">
-        <w:r>
-          <w:rPr>
-            <w:lang w:val="pt_PT" w:bidi="pt_PT"/>
-          </w:rPr>
-          <w:rPr>
-            <w:color w:val="0000EE"/>
-            <w:u w:val="single"/>
-          </w:rPr>
-          <w:t>6.13–16</w:t>
-        </w:r>
-      </w:hyperlink>
+      <w:r>
+        <w:rPr>
+          <w:lang w:val="pt_PT" w:bidi="pt_PT"/>
+        </w:rPr>
+        <w:t>6.13–16</w:t>
+      </w:r>
       <w:r>
         <w:rPr>
           <w:lang w:val="pt_PT" w:bidi="pt_PT"/>
